--- a/Java Training - 15-01-2026.docx
+++ b/Java Training - 15-01-2026.docx
@@ -74,13 +74,23 @@
           <w:lang w:val="en-US"/>
         </w:rPr>
       </w:pPr>
-      <w:r>
-        <w:rPr>
-          <w:sz w:val="32"/>
-          <w:szCs w:val="32"/>
-          <w:lang w:val="en-US"/>
-        </w:rPr>
-        <w:t>Exception Handling:</w:t>
+      <w:proofErr w:type="gramStart"/>
+      <w:r>
+        <w:rPr>
+          <w:sz w:val="32"/>
+          <w:szCs w:val="32"/>
+          <w:lang w:val="en-US"/>
+        </w:rPr>
+        <w:t>Exception</w:t>
+      </w:r>
+      <w:proofErr w:type="gramEnd"/>
+      <w:r>
+        <w:rPr>
+          <w:sz w:val="32"/>
+          <w:szCs w:val="32"/>
+          <w:lang w:val="en-US"/>
+        </w:rPr>
+        <w:t xml:space="preserve"> Handling:</w:t>
       </w:r>
     </w:p>
     <w:p>
@@ -111,9 +121,9 @@
           <w:szCs w:val="32"/>
           <w:lang w:val="en-US"/>
         </w:rPr>
-        <w:t>Multi threading</w:t>
-      </w:r>
-      <w:proofErr w:type="spellEnd"/>
+        <w:t xml:space="preserve">Multi </w:t>
+      </w:r>
+      <w:proofErr w:type="gramStart"/>
       <w:r>
         <w:rPr>
           <w:b/>
@@ -122,8 +132,20 @@
           <w:szCs w:val="32"/>
           <w:lang w:val="en-US"/>
         </w:rPr>
+        <w:t>threading</w:t>
+      </w:r>
+      <w:proofErr w:type="spellEnd"/>
+      <w:r>
+        <w:rPr>
+          <w:b/>
+          <w:bCs/>
+          <w:sz w:val="32"/>
+          <w:szCs w:val="32"/>
+          <w:lang w:val="en-US"/>
+        </w:rPr>
         <w:t xml:space="preserve"> :</w:t>
       </w:r>
+      <w:proofErr w:type="gramEnd"/>
     </w:p>
     <w:p>
       <w:pPr>
@@ -165,7 +187,61 @@
           <w:lang w:val="en-US"/>
         </w:rPr>
         <w:tab/>
-        <w:t xml:space="preserve">set of instruction to perform  specific task.  </w:t>
+        <w:t xml:space="preserve">set of </w:t>
+      </w:r>
+      <w:proofErr w:type="gramStart"/>
+      <w:r>
+        <w:rPr>
+          <w:sz w:val="32"/>
+          <w:szCs w:val="32"/>
+          <w:lang w:val="en-US"/>
+        </w:rPr>
+        <w:t>instruction</w:t>
+      </w:r>
+      <w:proofErr w:type="gramEnd"/>
+      <w:r>
+        <w:rPr>
+          <w:sz w:val="32"/>
+          <w:szCs w:val="32"/>
+          <w:lang w:val="en-US"/>
+        </w:rPr>
+        <w:t xml:space="preserve"> to </w:t>
+      </w:r>
+      <w:proofErr w:type="gramStart"/>
+      <w:r>
+        <w:rPr>
+          <w:sz w:val="32"/>
+          <w:szCs w:val="32"/>
+          <w:lang w:val="en-US"/>
+        </w:rPr>
+        <w:t>perform  specific</w:t>
+      </w:r>
+      <w:proofErr w:type="gramEnd"/>
+      <w:r>
+        <w:rPr>
+          <w:sz w:val="32"/>
+          <w:szCs w:val="32"/>
+          <w:lang w:val="en-US"/>
+        </w:rPr>
+        <w:t xml:space="preserve"> </w:t>
+      </w:r>
+      <w:proofErr w:type="gramStart"/>
+      <w:r>
+        <w:rPr>
+          <w:sz w:val="32"/>
+          <w:szCs w:val="32"/>
+          <w:lang w:val="en-US"/>
+        </w:rPr>
+        <w:t>task</w:t>
+      </w:r>
+      <w:proofErr w:type="gramEnd"/>
+      <w:r>
+        <w:rPr>
+          <w:sz w:val="32"/>
+          <w:szCs w:val="32"/>
+          <w:lang w:val="en-US"/>
+        </w:rPr>
+        <w:t xml:space="preserve">.  </w:t>
       </w:r>
     </w:p>
     <w:p>
@@ -200,7 +276,25 @@
           <w:lang w:val="en-US"/>
         </w:rPr>
         <w:tab/>
-        <w:t xml:space="preserve">processor is responsible to perform a task </w:t>
+        <w:t xml:space="preserve">processor is responsible </w:t>
+      </w:r>
+      <w:proofErr w:type="gramStart"/>
+      <w:r>
+        <w:rPr>
+          <w:sz w:val="32"/>
+          <w:szCs w:val="32"/>
+          <w:lang w:val="en-US"/>
+        </w:rPr>
+        <w:t>to perform</w:t>
+      </w:r>
+      <w:proofErr w:type="gramEnd"/>
+      <w:r>
+        <w:rPr>
+          <w:sz w:val="32"/>
+          <w:szCs w:val="32"/>
+          <w:lang w:val="en-US"/>
+        </w:rPr>
+        <w:t xml:space="preserve"> a task </w:t>
       </w:r>
     </w:p>
     <w:p>
@@ -279,7 +373,25 @@
           <w:lang w:val="en-US"/>
         </w:rPr>
         <w:tab/>
-        <w:t xml:space="preserve">thread is a small execution of a code within a process. Thread also known as light weighted process which takes less resources of machine. </w:t>
+        <w:t xml:space="preserve">thread is a small execution of a code within a process. Thread </w:t>
+      </w:r>
+      <w:proofErr w:type="gramStart"/>
+      <w:r>
+        <w:rPr>
+          <w:sz w:val="32"/>
+          <w:szCs w:val="32"/>
+          <w:lang w:val="en-US"/>
+        </w:rPr>
+        <w:t>also</w:t>
+      </w:r>
+      <w:proofErr w:type="gramEnd"/>
+      <w:r>
+        <w:rPr>
+          <w:sz w:val="32"/>
+          <w:szCs w:val="32"/>
+          <w:lang w:val="en-US"/>
+        </w:rPr>
+        <w:t xml:space="preserve"> known as light weighted process which takes less resources of machine. </w:t>
       </w:r>
     </w:p>
     <w:p>
@@ -307,7 +419,25 @@
           <w:szCs w:val="32"/>
           <w:lang w:val="en-US"/>
         </w:rPr>
-        <w:t xml:space="preserve">By default java is thread base programming language. </w:t>
+        <w:t xml:space="preserve">By </w:t>
+      </w:r>
+      <w:proofErr w:type="gramStart"/>
+      <w:r>
+        <w:rPr>
+          <w:sz w:val="32"/>
+          <w:szCs w:val="32"/>
+          <w:lang w:val="en-US"/>
+        </w:rPr>
+        <w:t>default</w:t>
+      </w:r>
+      <w:proofErr w:type="gramEnd"/>
+      <w:r>
+        <w:rPr>
+          <w:sz w:val="32"/>
+          <w:szCs w:val="32"/>
+          <w:lang w:val="en-US"/>
+        </w:rPr>
+        <w:t xml:space="preserve"> java is thread base programming language. </w:t>
       </w:r>
     </w:p>
     <w:p>
@@ -343,8 +473,18 @@
           <w:szCs w:val="32"/>
           <w:lang w:val="en-US"/>
         </w:rPr>
-        <w:t>();</w:t>
-      </w:r>
+        <w:t>(</w:t>
+      </w:r>
+      <w:proofErr w:type="gramStart"/>
+      <w:r>
+        <w:rPr>
+          <w:sz w:val="32"/>
+          <w:szCs w:val="32"/>
+          <w:lang w:val="en-US"/>
+        </w:rPr>
+        <w:t>);</w:t>
+      </w:r>
+      <w:proofErr w:type="gramEnd"/>
     </w:p>
     <w:p>
       <w:pPr>
@@ -380,8 +520,18 @@
           <w:lang w:val="en-US"/>
         </w:rPr>
         <w:tab/>
-        <w:t>Main,5,main</w:t>
-      </w:r>
+        <w:t>Main,</w:t>
+      </w:r>
+      <w:proofErr w:type="gramStart"/>
+      <w:r>
+        <w:rPr>
+          <w:sz w:val="32"/>
+          <w:szCs w:val="32"/>
+          <w:lang w:val="en-US"/>
+        </w:rPr>
+        <w:t>5,main</w:t>
+      </w:r>
+      <w:proofErr w:type="gramEnd"/>
     </w:p>
     <w:p>
       <w:pPr>
@@ -495,6 +645,7 @@
         </w:rPr>
       </w:pPr>
       <w:proofErr w:type="spellStart"/>
+      <w:proofErr w:type="gramStart"/>
       <w:r>
         <w:rPr>
           <w:sz w:val="32"/>
@@ -504,14 +655,25 @@
         <w:t>t.setName</w:t>
       </w:r>
       <w:proofErr w:type="spellEnd"/>
-      <w:r>
-        <w:rPr>
-          <w:sz w:val="32"/>
-          <w:szCs w:val="32"/>
-          <w:lang w:val="en-US"/>
-        </w:rPr>
-        <w:t>(“My Thread”);</w:t>
-      </w:r>
+      <w:proofErr w:type="gramEnd"/>
+      <w:r>
+        <w:rPr>
+          <w:sz w:val="32"/>
+          <w:szCs w:val="32"/>
+          <w:lang w:val="en-US"/>
+        </w:rPr>
+        <w:t>(“My Thread”</w:t>
+      </w:r>
+      <w:proofErr w:type="gramStart"/>
+      <w:r>
+        <w:rPr>
+          <w:sz w:val="32"/>
+          <w:szCs w:val="32"/>
+          <w:lang w:val="en-US"/>
+        </w:rPr>
+        <w:t>);</w:t>
+      </w:r>
+      <w:proofErr w:type="gramEnd"/>
     </w:p>
     <w:p>
       <w:pPr>
@@ -523,6 +685,7 @@
         </w:rPr>
       </w:pPr>
       <w:proofErr w:type="spellStart"/>
+      <w:proofErr w:type="gramStart"/>
       <w:r>
         <w:rPr>
           <w:sz w:val="32"/>
@@ -533,14 +696,25 @@
         <w:t>t.setPriority</w:t>
       </w:r>
       <w:proofErr w:type="spellEnd"/>
-      <w:r>
-        <w:rPr>
-          <w:sz w:val="32"/>
-          <w:szCs w:val="32"/>
-          <w:lang w:val="en-US"/>
-        </w:rPr>
-        <w:t>(1);</w:t>
-      </w:r>
+      <w:proofErr w:type="gramEnd"/>
+      <w:r>
+        <w:rPr>
+          <w:sz w:val="32"/>
+          <w:szCs w:val="32"/>
+          <w:lang w:val="en-US"/>
+        </w:rPr>
+        <w:t>(1</w:t>
+      </w:r>
+      <w:proofErr w:type="gramStart"/>
+      <w:r>
+        <w:rPr>
+          <w:sz w:val="32"/>
+          <w:szCs w:val="32"/>
+          <w:lang w:val="en-US"/>
+        </w:rPr>
+        <w:t>);</w:t>
+      </w:r>
+      <w:proofErr w:type="gramEnd"/>
       <w:r>
         <w:rPr>
           <w:sz w:val="32"/>
@@ -568,6 +742,7 @@
         </w:rPr>
       </w:pPr>
       <w:proofErr w:type="spellStart"/>
+      <w:proofErr w:type="gramStart"/>
       <w:r>
         <w:rPr>
           <w:sz w:val="32"/>
@@ -577,14 +752,25 @@
         <w:t>t.setPriority</w:t>
       </w:r>
       <w:proofErr w:type="spellEnd"/>
-      <w:r>
-        <w:rPr>
-          <w:sz w:val="32"/>
-          <w:szCs w:val="32"/>
-          <w:lang w:val="en-US"/>
-        </w:rPr>
-        <w:t>(10);</w:t>
-      </w:r>
+      <w:proofErr w:type="gramEnd"/>
+      <w:r>
+        <w:rPr>
+          <w:sz w:val="32"/>
+          <w:szCs w:val="32"/>
+          <w:lang w:val="en-US"/>
+        </w:rPr>
+        <w:t>(10</w:t>
+      </w:r>
+      <w:proofErr w:type="gramStart"/>
+      <w:r>
+        <w:rPr>
+          <w:sz w:val="32"/>
+          <w:szCs w:val="32"/>
+          <w:lang w:val="en-US"/>
+        </w:rPr>
+        <w:t>);</w:t>
+      </w:r>
+      <w:proofErr w:type="gramEnd"/>
     </w:p>
     <w:p>
       <w:pPr>
@@ -611,7 +797,16 @@
           <w:szCs w:val="32"/>
           <w:lang w:val="en-US"/>
         </w:rPr>
-        <w:t>multi tasking</w:t>
+        <w:t xml:space="preserve">multi </w:t>
+      </w:r>
+      <w:proofErr w:type="gramStart"/>
+      <w:r>
+        <w:rPr>
+          <w:sz w:val="32"/>
+          <w:szCs w:val="32"/>
+          <w:lang w:val="en-US"/>
+        </w:rPr>
+        <w:t>tasking</w:t>
       </w:r>
       <w:proofErr w:type="spellEnd"/>
       <w:r>
@@ -622,6 +817,7 @@
         </w:rPr>
         <w:t xml:space="preserve"> :</w:t>
       </w:r>
+      <w:proofErr w:type="gramEnd"/>
     </w:p>
     <w:p>
       <w:pPr>
@@ -642,8 +838,18 @@
           <w:szCs w:val="32"/>
           <w:lang w:val="en-US"/>
         </w:rPr>
-        <w:t>Process base :</w:t>
-      </w:r>
+        <w:t xml:space="preserve">Process </w:t>
+      </w:r>
+      <w:proofErr w:type="gramStart"/>
+      <w:r>
+        <w:rPr>
+          <w:sz w:val="32"/>
+          <w:szCs w:val="32"/>
+          <w:lang w:val="en-US"/>
+        </w:rPr>
+        <w:t>base :</w:t>
+      </w:r>
+      <w:proofErr w:type="gramEnd"/>
       <w:r>
         <w:rPr>
           <w:sz w:val="32"/>
@@ -690,7 +896,25 @@
           <w:szCs w:val="32"/>
           <w:lang w:val="en-US"/>
         </w:rPr>
-        <w:t xml:space="preserve">Thread base : using programming language within a one processor one can create more than one thread using code or language. </w:t>
+        <w:t xml:space="preserve">Thread </w:t>
+      </w:r>
+      <w:proofErr w:type="gramStart"/>
+      <w:r>
+        <w:rPr>
+          <w:sz w:val="32"/>
+          <w:szCs w:val="32"/>
+          <w:lang w:val="en-US"/>
+        </w:rPr>
+        <w:t>base :</w:t>
+      </w:r>
+      <w:proofErr w:type="gramEnd"/>
+      <w:r>
+        <w:rPr>
+          <w:sz w:val="32"/>
+          <w:szCs w:val="32"/>
+          <w:lang w:val="en-US"/>
+        </w:rPr>
+        <w:t xml:space="preserve"> using programming language within a one processor one can create more than one thread using code or language. </w:t>
       </w:r>
     </w:p>
     <w:p>
@@ -1003,7 +1227,16 @@
           <w:lang w:val="en-US"/>
         </w:rPr>
         <w:tab/>
-        <w:t>t1.start()</w:t>
+        <w:t>t1.start(</w:t>
+      </w:r>
+      <w:proofErr w:type="gramStart"/>
+      <w:r>
+        <w:rPr>
+          <w:sz w:val="32"/>
+          <w:szCs w:val="32"/>
+          <w:lang w:val="en-US"/>
+        </w:rPr>
+        <w:t>)</w:t>
       </w:r>
       <w:r>
         <w:rPr>
@@ -1038,6 +1271,7 @@
         </w:rPr>
         <w:tab/>
       </w:r>
+      <w:proofErr w:type="gramEnd"/>
       <w:r>
         <w:rPr>
           <w:sz w:val="32"/>
@@ -1176,7 +1410,24 @@
           <w:lang w:val="en-US"/>
         </w:rPr>
         <w:tab/>
-        <w:t>sleep()</w:t>
+      </w:r>
+      <w:proofErr w:type="gramStart"/>
+      <w:r>
+        <w:rPr>
+          <w:sz w:val="32"/>
+          <w:szCs w:val="32"/>
+          <w:lang w:val="en-US"/>
+        </w:rPr>
+        <w:t>sleep(</w:t>
+      </w:r>
+      <w:proofErr w:type="gramEnd"/>
+      <w:r>
+        <w:rPr>
+          <w:sz w:val="32"/>
+          <w:szCs w:val="32"/>
+          <w:lang w:val="en-US"/>
+        </w:rPr>
+        <w:t>)</w:t>
       </w:r>
     </w:p>
     <w:p>
@@ -1244,6 +1495,7 @@
         <w:tab/>
       </w:r>
       <w:proofErr w:type="spellStart"/>
+      <w:proofErr w:type="gramStart"/>
       <w:r>
         <w:rPr>
           <w:sz w:val="32"/>
@@ -1259,92 +1511,173 @@
           <w:szCs w:val="32"/>
           <w:lang w:val="en-US"/>
         </w:rPr>
-        <w:t>()</w:t>
-      </w:r>
-    </w:p>
-    <w:p>
-      <w:pPr>
-        <w:rPr>
-          <w:sz w:val="32"/>
-          <w:szCs w:val="32"/>
-          <w:lang w:val="en-US"/>
-        </w:rPr>
-      </w:pPr>
-      <w:r>
-        <w:rPr>
-          <w:sz w:val="32"/>
-          <w:szCs w:val="32"/>
-          <w:lang w:val="en-US"/>
-        </w:rPr>
-        <w:tab/>
-      </w:r>
-      <w:r>
-        <w:rPr>
-          <w:sz w:val="32"/>
-          <w:szCs w:val="32"/>
-          <w:lang w:val="en-US"/>
-        </w:rPr>
-        <w:tab/>
-      </w:r>
-      <w:r>
-        <w:rPr>
-          <w:sz w:val="32"/>
-          <w:szCs w:val="32"/>
-          <w:lang w:val="en-US"/>
-        </w:rPr>
-        <w:tab/>
-      </w:r>
-      <w:r>
-        <w:rPr>
-          <w:sz w:val="32"/>
-          <w:szCs w:val="32"/>
-          <w:lang w:val="en-US"/>
-        </w:rPr>
-        <w:tab/>
-      </w:r>
-      <w:r>
-        <w:rPr>
-          <w:sz w:val="32"/>
-          <w:szCs w:val="32"/>
-          <w:lang w:val="en-US"/>
-        </w:rPr>
-        <w:tab/>
-      </w:r>
-      <w:r>
-        <w:rPr>
-          <w:sz w:val="32"/>
-          <w:szCs w:val="32"/>
-          <w:lang w:val="en-US"/>
-        </w:rPr>
-        <w:tab/>
-      </w:r>
-      <w:r>
-        <w:rPr>
-          <w:sz w:val="32"/>
-          <w:szCs w:val="32"/>
-          <w:lang w:val="en-US"/>
-        </w:rPr>
-        <w:tab/>
-        <w:t>join()</w:t>
-      </w:r>
-      <w:r>
-        <w:rPr>
-          <w:sz w:val="32"/>
-          <w:szCs w:val="32"/>
-          <w:lang w:val="en-US"/>
-        </w:rPr>
-        <w:tab/>
-        <w:t xml:space="preserve">: it is use to join parent thread. So parent thread code execute after child thread get destroy. </w:t>
-      </w:r>
-    </w:p>
-    <w:p>
-      <w:pPr>
-        <w:rPr>
-          <w:sz w:val="32"/>
-          <w:szCs w:val="32"/>
-          <w:lang w:val="en-US"/>
-        </w:rPr>
-      </w:pPr>
+        <w:t>(</w:t>
+      </w:r>
+      <w:proofErr w:type="gramEnd"/>
+      <w:r>
+        <w:rPr>
+          <w:sz w:val="32"/>
+          <w:szCs w:val="32"/>
+          <w:lang w:val="en-US"/>
+        </w:rPr>
+        <w:t>)</w:t>
+      </w:r>
+    </w:p>
+    <w:p>
+      <w:pPr>
+        <w:rPr>
+          <w:sz w:val="32"/>
+          <w:szCs w:val="32"/>
+          <w:lang w:val="en-US"/>
+        </w:rPr>
+      </w:pPr>
+      <w:r>
+        <w:rPr>
+          <w:sz w:val="32"/>
+          <w:szCs w:val="32"/>
+          <w:lang w:val="en-US"/>
+        </w:rPr>
+        <w:tab/>
+      </w:r>
+      <w:r>
+        <w:rPr>
+          <w:sz w:val="32"/>
+          <w:szCs w:val="32"/>
+          <w:lang w:val="en-US"/>
+        </w:rPr>
+        <w:tab/>
+      </w:r>
+      <w:r>
+        <w:rPr>
+          <w:sz w:val="32"/>
+          <w:szCs w:val="32"/>
+          <w:lang w:val="en-US"/>
+        </w:rPr>
+        <w:tab/>
+      </w:r>
+      <w:r>
+        <w:rPr>
+          <w:sz w:val="32"/>
+          <w:szCs w:val="32"/>
+          <w:lang w:val="en-US"/>
+        </w:rPr>
+        <w:tab/>
+      </w:r>
+      <w:r>
+        <w:rPr>
+          <w:sz w:val="32"/>
+          <w:szCs w:val="32"/>
+          <w:lang w:val="en-US"/>
+        </w:rPr>
+        <w:tab/>
+      </w:r>
+      <w:r>
+        <w:rPr>
+          <w:sz w:val="32"/>
+          <w:szCs w:val="32"/>
+          <w:lang w:val="en-US"/>
+        </w:rPr>
+        <w:tab/>
+      </w:r>
+      <w:r>
+        <w:rPr>
+          <w:sz w:val="32"/>
+          <w:szCs w:val="32"/>
+          <w:lang w:val="en-US"/>
+        </w:rPr>
+        <w:tab/>
+      </w:r>
+      <w:proofErr w:type="gramStart"/>
+      <w:r>
+        <w:rPr>
+          <w:sz w:val="32"/>
+          <w:szCs w:val="32"/>
+          <w:lang w:val="en-US"/>
+        </w:rPr>
+        <w:t>join(</w:t>
+      </w:r>
+      <w:proofErr w:type="gramEnd"/>
+      <w:r>
+        <w:rPr>
+          <w:sz w:val="32"/>
+          <w:szCs w:val="32"/>
+          <w:lang w:val="en-US"/>
+        </w:rPr>
+        <w:t>)</w:t>
+      </w:r>
+      <w:r>
+        <w:rPr>
+          <w:sz w:val="32"/>
+          <w:szCs w:val="32"/>
+          <w:lang w:val="en-US"/>
+        </w:rPr>
+        <w:tab/>
+        <w:t xml:space="preserve">: it is </w:t>
+      </w:r>
+      <w:proofErr w:type="gramStart"/>
+      <w:r>
+        <w:rPr>
+          <w:sz w:val="32"/>
+          <w:szCs w:val="32"/>
+          <w:lang w:val="en-US"/>
+        </w:rPr>
+        <w:t>use</w:t>
+      </w:r>
+      <w:proofErr w:type="gramEnd"/>
+      <w:r>
+        <w:rPr>
+          <w:sz w:val="32"/>
+          <w:szCs w:val="32"/>
+          <w:lang w:val="en-US"/>
+        </w:rPr>
+        <w:t xml:space="preserve"> to join parent thread. </w:t>
+      </w:r>
+      <w:proofErr w:type="gramStart"/>
+      <w:r>
+        <w:rPr>
+          <w:sz w:val="32"/>
+          <w:szCs w:val="32"/>
+          <w:lang w:val="en-US"/>
+        </w:rPr>
+        <w:t>So</w:t>
+      </w:r>
+      <w:proofErr w:type="gramEnd"/>
+      <w:r>
+        <w:rPr>
+          <w:sz w:val="32"/>
+          <w:szCs w:val="32"/>
+          <w:lang w:val="en-US"/>
+        </w:rPr>
+        <w:t xml:space="preserve"> parent thread code </w:t>
+      </w:r>
+      <w:proofErr w:type="gramStart"/>
+      <w:r>
+        <w:rPr>
+          <w:sz w:val="32"/>
+          <w:szCs w:val="32"/>
+          <w:lang w:val="en-US"/>
+        </w:rPr>
+        <w:t>execute</w:t>
+      </w:r>
+      <w:proofErr w:type="gramEnd"/>
+      <w:r>
+        <w:rPr>
+          <w:sz w:val="32"/>
+          <w:szCs w:val="32"/>
+          <w:lang w:val="en-US"/>
+        </w:rPr>
+        <w:t xml:space="preserve"> after child thread get destroy. </w:t>
+      </w:r>
+    </w:p>
+    <w:p>
+      <w:pPr>
+        <w:rPr>
+          <w:sz w:val="32"/>
+          <w:szCs w:val="32"/>
+          <w:lang w:val="en-US"/>
+        </w:rPr>
+      </w:pPr>
+      <w:proofErr w:type="gramStart"/>
       <w:r>
         <w:rPr>
           <w:sz w:val="32"/>
@@ -1352,165 +1685,298 @@
           <w:lang w:val="en-US"/>
         </w:rPr>
         <w:lastRenderedPageBreak/>
-        <w:t xml:space="preserve">Synchronization : it is use to lock the thread or block or it allow to use all resource for only one thread at time. </w:t>
-      </w:r>
-    </w:p>
-    <w:p>
-      <w:pPr>
-        <w:rPr>
-          <w:sz w:val="32"/>
-          <w:szCs w:val="32"/>
-          <w:lang w:val="en-US"/>
-        </w:rPr>
-      </w:pPr>
-      <w:r>
-        <w:rPr>
-          <w:sz w:val="32"/>
-          <w:szCs w:val="32"/>
-          <w:lang w:val="en-US"/>
-        </w:rPr>
-        <w:t xml:space="preserve">To achieve synchronization we need to use synchronized this keyword we can use with method or inside a method we can use more than one synchronized block. </w:t>
-      </w:r>
-    </w:p>
-    <w:p>
-      <w:pPr>
-        <w:rPr>
-          <w:sz w:val="32"/>
-          <w:szCs w:val="32"/>
-          <w:lang w:val="en-US"/>
-        </w:rPr>
-      </w:pPr>
-    </w:p>
-    <w:p>
-      <w:pPr>
-        <w:rPr>
-          <w:sz w:val="32"/>
-          <w:szCs w:val="32"/>
-          <w:lang w:val="en-US"/>
-        </w:rPr>
-      </w:pPr>
-      <w:r>
-        <w:rPr>
-          <w:sz w:val="32"/>
-          <w:szCs w:val="32"/>
-          <w:lang w:val="en-US"/>
-        </w:rPr>
-        <w:tab/>
-      </w:r>
-      <w:r>
-        <w:rPr>
-          <w:sz w:val="32"/>
-          <w:szCs w:val="32"/>
-          <w:lang w:val="en-US"/>
-        </w:rPr>
-        <w:tab/>
-      </w:r>
-      <w:r>
-        <w:rPr>
-          <w:sz w:val="32"/>
-          <w:szCs w:val="32"/>
-          <w:lang w:val="en-US"/>
-        </w:rPr>
-        <w:tab/>
-      </w:r>
-      <w:r>
-        <w:rPr>
-          <w:sz w:val="32"/>
-          <w:szCs w:val="32"/>
-          <w:lang w:val="en-US"/>
-        </w:rPr>
-        <w:tab/>
-      </w:r>
-      <w:r>
-        <w:rPr>
-          <w:sz w:val="32"/>
-          <w:szCs w:val="32"/>
-          <w:lang w:val="en-US"/>
-        </w:rPr>
-        <w:tab/>
-      </w:r>
-      <w:r>
-        <w:rPr>
-          <w:sz w:val="32"/>
-          <w:szCs w:val="32"/>
-          <w:lang w:val="en-US"/>
-        </w:rPr>
-        <w:tab/>
-      </w:r>
-      <w:r>
-        <w:rPr>
-          <w:sz w:val="32"/>
-          <w:szCs w:val="32"/>
-          <w:lang w:val="en-US"/>
-        </w:rPr>
-        <w:tab/>
-        <w:t>wait()</w:t>
-      </w:r>
-    </w:p>
-    <w:p>
-      <w:pPr>
-        <w:rPr>
-          <w:sz w:val="32"/>
-          <w:szCs w:val="32"/>
-          <w:lang w:val="en-US"/>
-        </w:rPr>
-      </w:pPr>
-      <w:r>
-        <w:rPr>
-          <w:sz w:val="32"/>
-          <w:szCs w:val="32"/>
-          <w:lang w:val="en-US"/>
-        </w:rPr>
-        <w:tab/>
-      </w:r>
-      <w:r>
-        <w:rPr>
-          <w:sz w:val="32"/>
-          <w:szCs w:val="32"/>
-          <w:lang w:val="en-US"/>
-        </w:rPr>
-        <w:tab/>
-      </w:r>
-      <w:r>
-        <w:rPr>
-          <w:sz w:val="32"/>
-          <w:szCs w:val="32"/>
-          <w:lang w:val="en-US"/>
-        </w:rPr>
-        <w:tab/>
-      </w:r>
-      <w:r>
-        <w:rPr>
-          <w:sz w:val="32"/>
-          <w:szCs w:val="32"/>
-          <w:lang w:val="en-US"/>
-        </w:rPr>
-        <w:tab/>
-      </w:r>
-      <w:r>
-        <w:rPr>
-          <w:sz w:val="32"/>
-          <w:szCs w:val="32"/>
-          <w:lang w:val="en-US"/>
-        </w:rPr>
-        <w:tab/>
-      </w:r>
-      <w:r>
-        <w:rPr>
-          <w:sz w:val="32"/>
-          <w:szCs w:val="32"/>
-          <w:lang w:val="en-US"/>
-        </w:rPr>
-        <w:tab/>
-      </w:r>
-      <w:r>
-        <w:rPr>
-          <w:sz w:val="32"/>
-          <w:szCs w:val="32"/>
-          <w:lang w:val="en-US"/>
-        </w:rPr>
-        <w:tab/>
-        <w:t>notify()</w:t>
+        <w:t>Synchronization :</w:t>
+      </w:r>
+      <w:proofErr w:type="gramEnd"/>
+      <w:r>
+        <w:rPr>
+          <w:sz w:val="32"/>
+          <w:szCs w:val="32"/>
+          <w:lang w:val="en-US"/>
+        </w:rPr>
+        <w:t xml:space="preserve"> it is </w:t>
+      </w:r>
+      <w:proofErr w:type="gramStart"/>
+      <w:r>
+        <w:rPr>
+          <w:sz w:val="32"/>
+          <w:szCs w:val="32"/>
+          <w:lang w:val="en-US"/>
+        </w:rPr>
+        <w:t>use</w:t>
+      </w:r>
+      <w:proofErr w:type="gramEnd"/>
+      <w:r>
+        <w:rPr>
+          <w:sz w:val="32"/>
+          <w:szCs w:val="32"/>
+          <w:lang w:val="en-US"/>
+        </w:rPr>
+        <w:t xml:space="preserve"> to lock the thread or block or it </w:t>
+      </w:r>
+      <w:proofErr w:type="gramStart"/>
+      <w:r>
+        <w:rPr>
+          <w:sz w:val="32"/>
+          <w:szCs w:val="32"/>
+          <w:lang w:val="en-US"/>
+        </w:rPr>
+        <w:t>allow</w:t>
+      </w:r>
+      <w:proofErr w:type="gramEnd"/>
+      <w:r>
+        <w:rPr>
+          <w:sz w:val="32"/>
+          <w:szCs w:val="32"/>
+          <w:lang w:val="en-US"/>
+        </w:rPr>
+        <w:t xml:space="preserve"> to use all </w:t>
+      </w:r>
+      <w:proofErr w:type="gramStart"/>
+      <w:r>
+        <w:rPr>
+          <w:sz w:val="32"/>
+          <w:szCs w:val="32"/>
+          <w:lang w:val="en-US"/>
+        </w:rPr>
+        <w:t>resource</w:t>
+      </w:r>
+      <w:proofErr w:type="gramEnd"/>
+      <w:r>
+        <w:rPr>
+          <w:sz w:val="32"/>
+          <w:szCs w:val="32"/>
+          <w:lang w:val="en-US"/>
+        </w:rPr>
+        <w:t xml:space="preserve"> for only one thread at time. </w:t>
+      </w:r>
+    </w:p>
+    <w:p>
+      <w:pPr>
+        <w:rPr>
+          <w:sz w:val="32"/>
+          <w:szCs w:val="32"/>
+          <w:lang w:val="en-US"/>
+        </w:rPr>
+      </w:pPr>
+      <w:r>
+        <w:rPr>
+          <w:sz w:val="32"/>
+          <w:szCs w:val="32"/>
+          <w:lang w:val="en-US"/>
+        </w:rPr>
+        <w:t xml:space="preserve">To achieve </w:t>
+      </w:r>
+      <w:proofErr w:type="gramStart"/>
+      <w:r>
+        <w:rPr>
+          <w:sz w:val="32"/>
+          <w:szCs w:val="32"/>
+          <w:lang w:val="en-US"/>
+        </w:rPr>
+        <w:t>synchronization</w:t>
+      </w:r>
+      <w:proofErr w:type="gramEnd"/>
+      <w:r>
+        <w:rPr>
+          <w:sz w:val="32"/>
+          <w:szCs w:val="32"/>
+          <w:lang w:val="en-US"/>
+        </w:rPr>
+        <w:t xml:space="preserve"> we need to use </w:t>
+      </w:r>
+      <w:proofErr w:type="gramStart"/>
+      <w:r>
+        <w:rPr>
+          <w:sz w:val="32"/>
+          <w:szCs w:val="32"/>
+          <w:lang w:val="en-US"/>
+        </w:rPr>
+        <w:t>synchronized this keyword</w:t>
+      </w:r>
+      <w:proofErr w:type="gramEnd"/>
+      <w:r>
+        <w:rPr>
+          <w:sz w:val="32"/>
+          <w:szCs w:val="32"/>
+          <w:lang w:val="en-US"/>
+        </w:rPr>
+        <w:t xml:space="preserve"> we can use with method or inside a method we can use more than one synchronized block. </w:t>
+      </w:r>
+    </w:p>
+    <w:p>
+      <w:pPr>
+        <w:rPr>
+          <w:sz w:val="32"/>
+          <w:szCs w:val="32"/>
+          <w:lang w:val="en-US"/>
+        </w:rPr>
+      </w:pPr>
+    </w:p>
+    <w:p>
+      <w:pPr>
+        <w:rPr>
+          <w:sz w:val="32"/>
+          <w:szCs w:val="32"/>
+          <w:lang w:val="en-US"/>
+        </w:rPr>
+      </w:pPr>
+      <w:r>
+        <w:rPr>
+          <w:sz w:val="32"/>
+          <w:szCs w:val="32"/>
+          <w:lang w:val="en-US"/>
+        </w:rPr>
+        <w:tab/>
+      </w:r>
+      <w:r>
+        <w:rPr>
+          <w:sz w:val="32"/>
+          <w:szCs w:val="32"/>
+          <w:lang w:val="en-US"/>
+        </w:rPr>
+        <w:tab/>
+      </w:r>
+      <w:r>
+        <w:rPr>
+          <w:sz w:val="32"/>
+          <w:szCs w:val="32"/>
+          <w:lang w:val="en-US"/>
+        </w:rPr>
+        <w:tab/>
+      </w:r>
+      <w:r>
+        <w:rPr>
+          <w:sz w:val="32"/>
+          <w:szCs w:val="32"/>
+          <w:lang w:val="en-US"/>
+        </w:rPr>
+        <w:tab/>
+      </w:r>
+      <w:r>
+        <w:rPr>
+          <w:sz w:val="32"/>
+          <w:szCs w:val="32"/>
+          <w:lang w:val="en-US"/>
+        </w:rPr>
+        <w:tab/>
+      </w:r>
+      <w:r>
+        <w:rPr>
+          <w:sz w:val="32"/>
+          <w:szCs w:val="32"/>
+          <w:lang w:val="en-US"/>
+        </w:rPr>
+        <w:tab/>
+      </w:r>
+      <w:r>
+        <w:rPr>
+          <w:sz w:val="32"/>
+          <w:szCs w:val="32"/>
+          <w:lang w:val="en-US"/>
+        </w:rPr>
+        <w:tab/>
+      </w:r>
+      <w:proofErr w:type="gramStart"/>
+      <w:r>
+        <w:rPr>
+          <w:sz w:val="32"/>
+          <w:szCs w:val="32"/>
+          <w:lang w:val="en-US"/>
+        </w:rPr>
+        <w:t>wait(</w:t>
+      </w:r>
+      <w:proofErr w:type="gramEnd"/>
+      <w:r>
+        <w:rPr>
+          <w:sz w:val="32"/>
+          <w:szCs w:val="32"/>
+          <w:lang w:val="en-US"/>
+        </w:rPr>
+        <w:t>)</w:t>
+      </w:r>
+    </w:p>
+    <w:p>
+      <w:pPr>
+        <w:rPr>
+          <w:sz w:val="32"/>
+          <w:szCs w:val="32"/>
+          <w:lang w:val="en-US"/>
+        </w:rPr>
+      </w:pPr>
+      <w:r>
+        <w:rPr>
+          <w:sz w:val="32"/>
+          <w:szCs w:val="32"/>
+          <w:lang w:val="en-US"/>
+        </w:rPr>
+        <w:tab/>
+      </w:r>
+      <w:r>
+        <w:rPr>
+          <w:sz w:val="32"/>
+          <w:szCs w:val="32"/>
+          <w:lang w:val="en-US"/>
+        </w:rPr>
+        <w:tab/>
+      </w:r>
+      <w:r>
+        <w:rPr>
+          <w:sz w:val="32"/>
+          <w:szCs w:val="32"/>
+          <w:lang w:val="en-US"/>
+        </w:rPr>
+        <w:tab/>
+      </w:r>
+      <w:r>
+        <w:rPr>
+          <w:sz w:val="32"/>
+          <w:szCs w:val="32"/>
+          <w:lang w:val="en-US"/>
+        </w:rPr>
+        <w:tab/>
+      </w:r>
+      <w:r>
+        <w:rPr>
+          <w:sz w:val="32"/>
+          <w:szCs w:val="32"/>
+          <w:lang w:val="en-US"/>
+        </w:rPr>
+        <w:tab/>
+      </w:r>
+      <w:r>
+        <w:rPr>
+          <w:sz w:val="32"/>
+          <w:szCs w:val="32"/>
+          <w:lang w:val="en-US"/>
+        </w:rPr>
+        <w:tab/>
+      </w:r>
+      <w:r>
+        <w:rPr>
+          <w:sz w:val="32"/>
+          <w:szCs w:val="32"/>
+          <w:lang w:val="en-US"/>
+        </w:rPr>
+        <w:tab/>
+      </w:r>
+      <w:proofErr w:type="gramStart"/>
+      <w:r>
+        <w:rPr>
+          <w:sz w:val="32"/>
+          <w:szCs w:val="32"/>
+          <w:lang w:val="en-US"/>
+        </w:rPr>
+        <w:t>notify(</w:t>
+      </w:r>
+      <w:proofErr w:type="gramEnd"/>
+      <w:r>
+        <w:rPr>
+          <w:sz w:val="32"/>
+          <w:szCs w:val="32"/>
+          <w:lang w:val="en-US"/>
+        </w:rPr>
+        <w:t>)</w:t>
       </w:r>
     </w:p>
     <w:p>
@@ -1578,6 +2044,7 @@
         <w:tab/>
       </w:r>
       <w:proofErr w:type="spellStart"/>
+      <w:proofErr w:type="gramStart"/>
       <w:r>
         <w:rPr>
           <w:sz w:val="32"/>
@@ -1593,7 +2060,16 @@
           <w:szCs w:val="32"/>
           <w:lang w:val="en-US"/>
         </w:rPr>
-        <w:t>()</w:t>
+        <w:t>(</w:t>
+      </w:r>
+      <w:proofErr w:type="gramEnd"/>
+      <w:r>
+        <w:rPr>
+          <w:sz w:val="32"/>
+          <w:szCs w:val="32"/>
+          <w:lang w:val="en-US"/>
+        </w:rPr>
+        <w:t>)</w:t>
       </w:r>
     </w:p>
     <w:p>
@@ -1636,15 +2112,62 @@
           <w:lang w:val="en-US"/>
         </w:rPr>
       </w:pPr>
-      <w:r>
-        <w:rPr>
-          <w:sz w:val="32"/>
-          <w:szCs w:val="32"/>
-          <w:lang w:val="en-US"/>
-        </w:rPr>
-        <w:t xml:space="preserve">wait method is use to suspend the thread. Notify method is use to resume suspended thread. Notify resume only one thread. </w:t>
+      <w:proofErr w:type="gramStart"/>
+      <w:r>
+        <w:rPr>
+          <w:sz w:val="32"/>
+          <w:szCs w:val="32"/>
+          <w:lang w:val="en-US"/>
+        </w:rPr>
+        <w:t>wait</w:t>
+      </w:r>
+      <w:proofErr w:type="gramEnd"/>
+      <w:r>
+        <w:rPr>
+          <w:sz w:val="32"/>
+          <w:szCs w:val="32"/>
+          <w:lang w:val="en-US"/>
+        </w:rPr>
+        <w:t xml:space="preserve"> method is </w:t>
+      </w:r>
+      <w:proofErr w:type="gramStart"/>
+      <w:r>
+        <w:rPr>
+          <w:sz w:val="32"/>
+          <w:szCs w:val="32"/>
+          <w:lang w:val="en-US"/>
+        </w:rPr>
+        <w:t>use</w:t>
+      </w:r>
+      <w:proofErr w:type="gramEnd"/>
+      <w:r>
+        <w:rPr>
+          <w:sz w:val="32"/>
+          <w:szCs w:val="32"/>
+          <w:lang w:val="en-US"/>
+        </w:rPr>
+        <w:t xml:space="preserve"> to suspend the thread. Notify method is </w:t>
+      </w:r>
+      <w:proofErr w:type="gramStart"/>
+      <w:r>
+        <w:rPr>
+          <w:sz w:val="32"/>
+          <w:szCs w:val="32"/>
+          <w:lang w:val="en-US"/>
+        </w:rPr>
+        <w:t>use</w:t>
+      </w:r>
+      <w:proofErr w:type="gramEnd"/>
+      <w:r>
+        <w:rPr>
+          <w:sz w:val="32"/>
+          <w:szCs w:val="32"/>
+          <w:lang w:val="en-US"/>
+        </w:rPr>
+        <w:t xml:space="preserve"> to resume suspended thread. Notify resume only one thread. </w:t>
       </w:r>
       <w:proofErr w:type="spellStart"/>
+      <w:proofErr w:type="gramStart"/>
       <w:r>
         <w:rPr>
           <w:sz w:val="32"/>
@@ -1654,6 +2177,7 @@
         <w:t>notifyAll</w:t>
       </w:r>
       <w:proofErr w:type="spellEnd"/>
+      <w:proofErr w:type="gramEnd"/>
       <w:r>
         <w:rPr>
           <w:sz w:val="32"/>
@@ -1694,13 +2218,41 @@
           <w:lang w:val="en-US"/>
         </w:rPr>
       </w:pPr>
-      <w:r>
-        <w:rPr>
-          <w:sz w:val="32"/>
-          <w:szCs w:val="32"/>
-          <w:lang w:val="en-US"/>
-        </w:rPr>
-        <w:t xml:space="preserve">all thread must be part of same memory. </w:t>
+      <w:proofErr w:type="gramStart"/>
+      <w:r>
+        <w:rPr>
+          <w:sz w:val="32"/>
+          <w:szCs w:val="32"/>
+          <w:lang w:val="en-US"/>
+        </w:rPr>
+        <w:t>all</w:t>
+      </w:r>
+      <w:proofErr w:type="gramEnd"/>
+      <w:r>
+        <w:rPr>
+          <w:sz w:val="32"/>
+          <w:szCs w:val="32"/>
+          <w:lang w:val="en-US"/>
+        </w:rPr>
+        <w:t xml:space="preserve"> </w:t>
+      </w:r>
+      <w:proofErr w:type="gramStart"/>
+      <w:r>
+        <w:rPr>
+          <w:sz w:val="32"/>
+          <w:szCs w:val="32"/>
+          <w:lang w:val="en-US"/>
+        </w:rPr>
+        <w:t>thread</w:t>
+      </w:r>
+      <w:proofErr w:type="gramEnd"/>
+      <w:r>
+        <w:rPr>
+          <w:sz w:val="32"/>
+          <w:szCs w:val="32"/>
+          <w:lang w:val="en-US"/>
+        </w:rPr>
+        <w:t xml:space="preserve"> must be part of same memory. </w:t>
       </w:r>
     </w:p>
     <w:p>
@@ -1744,7 +2296,25 @@
           <w:szCs w:val="32"/>
           <w:lang w:val="en-US"/>
         </w:rPr>
-        <w:t xml:space="preserve">These methods part of object class not a part of thread class. </w:t>
+        <w:t xml:space="preserve">These methods </w:t>
+      </w:r>
+      <w:proofErr w:type="gramStart"/>
+      <w:r>
+        <w:rPr>
+          <w:sz w:val="32"/>
+          <w:szCs w:val="32"/>
+          <w:lang w:val="en-US"/>
+        </w:rPr>
+        <w:t>part</w:t>
+      </w:r>
+      <w:proofErr w:type="gramEnd"/>
+      <w:r>
+        <w:rPr>
+          <w:sz w:val="32"/>
+          <w:szCs w:val="32"/>
+          <w:lang w:val="en-US"/>
+        </w:rPr>
+        <w:t xml:space="preserve"> of object class not a part of thread class. </w:t>
       </w:r>
     </w:p>
     <w:p>
@@ -1766,7 +2336,43 @@
           <w:szCs w:val="32"/>
           <w:lang w:val="en-US"/>
         </w:rPr>
-        <w:t xml:space="preserve">These method through checked exception you need to handle it. </w:t>
+        <w:t xml:space="preserve">These method through checked </w:t>
+      </w:r>
+      <w:proofErr w:type="gramStart"/>
+      <w:r>
+        <w:rPr>
+          <w:sz w:val="32"/>
+          <w:szCs w:val="32"/>
+          <w:lang w:val="en-US"/>
+        </w:rPr>
+        <w:t>exception</w:t>
+      </w:r>
+      <w:proofErr w:type="gramEnd"/>
+      <w:r>
+        <w:rPr>
+          <w:sz w:val="32"/>
+          <w:szCs w:val="32"/>
+          <w:lang w:val="en-US"/>
+        </w:rPr>
+        <w:t xml:space="preserve"> you need to handle </w:t>
+      </w:r>
+      <w:proofErr w:type="gramStart"/>
+      <w:r>
+        <w:rPr>
+          <w:sz w:val="32"/>
+          <w:szCs w:val="32"/>
+          <w:lang w:val="en-US"/>
+        </w:rPr>
+        <w:t>it</w:t>
+      </w:r>
+      <w:proofErr w:type="gramEnd"/>
+      <w:r>
+        <w:rPr>
+          <w:sz w:val="32"/>
+          <w:szCs w:val="32"/>
+          <w:lang w:val="en-US"/>
+        </w:rPr>
+        <w:t xml:space="preserve">. </w:t>
       </w:r>
     </w:p>
     <w:p>
@@ -2024,13 +2630,23 @@
           <w:lang w:val="en-US"/>
         </w:rPr>
       </w:pPr>
-      <w:r>
-        <w:rPr>
-          <w:sz w:val="32"/>
-          <w:szCs w:val="32"/>
-          <w:lang w:val="en-US"/>
-        </w:rPr>
-        <w:t xml:space="preserve">Consume and producer can consume and produce the data in muti threading environment. </w:t>
+      <w:proofErr w:type="gramStart"/>
+      <w:r>
+        <w:rPr>
+          <w:sz w:val="32"/>
+          <w:szCs w:val="32"/>
+          <w:lang w:val="en-US"/>
+        </w:rPr>
+        <w:t>Consume</w:t>
+      </w:r>
+      <w:proofErr w:type="gramEnd"/>
+      <w:r>
+        <w:rPr>
+          <w:sz w:val="32"/>
+          <w:szCs w:val="32"/>
+          <w:lang w:val="en-US"/>
+        </w:rPr>
+        <w:t xml:space="preserve"> and producer can consume and produce the data in muti threading environment. </w:t>
       </w:r>
     </w:p>
     <w:p>
@@ -2049,7 +2665,42 @@
           <w:lang w:val="en-US"/>
         </w:rPr>
         <w:tab/>
-        <w:t xml:space="preserve">N number of times we want to do task. </w:t>
+      </w:r>
+      <w:proofErr w:type="gramStart"/>
+      <w:r>
+        <w:rPr>
+          <w:sz w:val="32"/>
+          <w:szCs w:val="32"/>
+          <w:lang w:val="en-US"/>
+        </w:rPr>
+        <w:t>N number</w:t>
+      </w:r>
+      <w:proofErr w:type="gramEnd"/>
+      <w:r>
+        <w:rPr>
+          <w:sz w:val="32"/>
+          <w:szCs w:val="32"/>
+          <w:lang w:val="en-US"/>
+        </w:rPr>
+        <w:t xml:space="preserve"> of times we want to do </w:t>
+      </w:r>
+      <w:proofErr w:type="gramStart"/>
+      <w:r>
+        <w:rPr>
+          <w:sz w:val="32"/>
+          <w:szCs w:val="32"/>
+          <w:lang w:val="en-US"/>
+        </w:rPr>
+        <w:t>task</w:t>
+      </w:r>
+      <w:proofErr w:type="gramEnd"/>
+      <w:r>
+        <w:rPr>
+          <w:sz w:val="32"/>
+          <w:szCs w:val="32"/>
+          <w:lang w:val="en-US"/>
+        </w:rPr>
+        <w:t xml:space="preserve">. </w:t>
       </w:r>
     </w:p>
     <w:p>
@@ -2068,7 +2719,61 @@
           <w:lang w:val="en-US"/>
         </w:rPr>
         <w:tab/>
-        <w:t xml:space="preserve">Producer thread : if producer call first put method allow to put or store data in resource class. It may producer hit once again. Then resource class make produce thread to wait. Because already producer produce the data. </w:t>
+        <w:t xml:space="preserve">Producer </w:t>
+      </w:r>
+      <w:proofErr w:type="gramStart"/>
+      <w:r>
+        <w:rPr>
+          <w:sz w:val="32"/>
+          <w:szCs w:val="32"/>
+          <w:lang w:val="en-US"/>
+        </w:rPr>
+        <w:t>thread :</w:t>
+      </w:r>
+      <w:proofErr w:type="gramEnd"/>
+      <w:r>
+        <w:rPr>
+          <w:sz w:val="32"/>
+          <w:szCs w:val="32"/>
+          <w:lang w:val="en-US"/>
+        </w:rPr>
+        <w:t xml:space="preserve"> if producer call first put method allow to put or store data in resource class. It may </w:t>
+      </w:r>
+      <w:proofErr w:type="gramStart"/>
+      <w:r>
+        <w:rPr>
+          <w:sz w:val="32"/>
+          <w:szCs w:val="32"/>
+          <w:lang w:val="en-US"/>
+        </w:rPr>
+        <w:t>producer hit</w:t>
+      </w:r>
+      <w:proofErr w:type="gramEnd"/>
+      <w:r>
+        <w:rPr>
+          <w:sz w:val="32"/>
+          <w:szCs w:val="32"/>
+          <w:lang w:val="en-US"/>
+        </w:rPr>
+        <w:t xml:space="preserve"> </w:t>
+      </w:r>
+      <w:proofErr w:type="gramStart"/>
+      <w:r>
+        <w:rPr>
+          <w:sz w:val="32"/>
+          <w:szCs w:val="32"/>
+          <w:lang w:val="en-US"/>
+        </w:rPr>
+        <w:t>once</w:t>
+      </w:r>
+      <w:proofErr w:type="gramEnd"/>
+      <w:r>
+        <w:rPr>
+          <w:sz w:val="32"/>
+          <w:szCs w:val="32"/>
+          <w:lang w:val="en-US"/>
+        </w:rPr>
+        <w:t xml:space="preserve"> again. Then resource class make produce thread to wait. Because already producer produce the data. </w:t>
       </w:r>
     </w:p>
     <w:p>
@@ -2087,7 +2792,61 @@
           <w:lang w:val="en-US"/>
         </w:rPr>
         <w:tab/>
-        <w:t xml:space="preserve">Consumer thread : consumer need to consume the data and notify suspended producer thread. If consumer hit first we need to make wait for consumer because producer didn’t produce the data. </w:t>
+        <w:t xml:space="preserve">Consumer </w:t>
+      </w:r>
+      <w:proofErr w:type="gramStart"/>
+      <w:r>
+        <w:rPr>
+          <w:sz w:val="32"/>
+          <w:szCs w:val="32"/>
+          <w:lang w:val="en-US"/>
+        </w:rPr>
+        <w:t>thread :</w:t>
+      </w:r>
+      <w:proofErr w:type="gramEnd"/>
+      <w:r>
+        <w:rPr>
+          <w:sz w:val="32"/>
+          <w:szCs w:val="32"/>
+          <w:lang w:val="en-US"/>
+        </w:rPr>
+        <w:t xml:space="preserve"> </w:t>
+      </w:r>
+      <w:proofErr w:type="gramStart"/>
+      <w:r>
+        <w:rPr>
+          <w:sz w:val="32"/>
+          <w:szCs w:val="32"/>
+          <w:lang w:val="en-US"/>
+        </w:rPr>
+        <w:t>consumer</w:t>
+      </w:r>
+      <w:proofErr w:type="gramEnd"/>
+      <w:r>
+        <w:rPr>
+          <w:sz w:val="32"/>
+          <w:szCs w:val="32"/>
+          <w:lang w:val="en-US"/>
+        </w:rPr>
+        <w:t xml:space="preserve"> need to consume the data and notify suspended producer thread. If consumer hit </w:t>
+      </w:r>
+      <w:proofErr w:type="gramStart"/>
+      <w:r>
+        <w:rPr>
+          <w:sz w:val="32"/>
+          <w:szCs w:val="32"/>
+          <w:lang w:val="en-US"/>
+        </w:rPr>
+        <w:t>first</w:t>
+      </w:r>
+      <w:proofErr w:type="gramEnd"/>
+      <w:r>
+        <w:rPr>
+          <w:sz w:val="32"/>
+          <w:szCs w:val="32"/>
+          <w:lang w:val="en-US"/>
+        </w:rPr>
+        <w:t xml:space="preserve"> we need to make wait for consumer because producer didn’t produce the data. </w:t>
       </w:r>
     </w:p>
     <w:p>
@@ -2182,6 +2941,7 @@
           <w:lang w:val="en-US"/>
         </w:rPr>
       </w:pPr>
+      <w:proofErr w:type="gramStart"/>
       <w:r>
         <w:rPr>
           <w:sz w:val="32"/>
@@ -2189,7 +2949,34 @@
           <w:lang w:val="en-US"/>
         </w:rPr>
         <w:lastRenderedPageBreak/>
-        <w:t xml:space="preserve">Concurrency : concurrency means multiple task are in progress at the same time. They may or may not execute simultaneously (depends upon CPU </w:t>
+        <w:t>Concurrency :</w:t>
+      </w:r>
+      <w:proofErr w:type="gramEnd"/>
+      <w:r>
+        <w:rPr>
+          <w:sz w:val="32"/>
+          <w:szCs w:val="32"/>
+          <w:lang w:val="en-US"/>
+        </w:rPr>
+        <w:t xml:space="preserve"> concurrency means multiple </w:t>
+      </w:r>
+      <w:proofErr w:type="gramStart"/>
+      <w:r>
+        <w:rPr>
+          <w:sz w:val="32"/>
+          <w:szCs w:val="32"/>
+          <w:lang w:val="en-US"/>
+        </w:rPr>
+        <w:t>task</w:t>
+      </w:r>
+      <w:proofErr w:type="gramEnd"/>
+      <w:r>
+        <w:rPr>
+          <w:sz w:val="32"/>
+          <w:szCs w:val="32"/>
+          <w:lang w:val="en-US"/>
+        </w:rPr>
+        <w:t xml:space="preserve"> are in progress at the same time. They may or may not execute simultaneously (depends upon CPU </w:t>
       </w:r>
       <w:proofErr w:type="spellStart"/>
       <w:r>
@@ -2241,7 +3028,25 @@
           <w:szCs w:val="32"/>
           <w:lang w:val="en-US"/>
         </w:rPr>
-        <w:t xml:space="preserve">Using new concurrency API we can do the reusability of the thread. </w:t>
+        <w:t xml:space="preserve">Using new concurrency </w:t>
+      </w:r>
+      <w:proofErr w:type="gramStart"/>
+      <w:r>
+        <w:rPr>
+          <w:sz w:val="32"/>
+          <w:szCs w:val="32"/>
+          <w:lang w:val="en-US"/>
+        </w:rPr>
+        <w:t>API</w:t>
+      </w:r>
+      <w:proofErr w:type="gramEnd"/>
+      <w:r>
+        <w:rPr>
+          <w:sz w:val="32"/>
+          <w:szCs w:val="32"/>
+          <w:lang w:val="en-US"/>
+        </w:rPr>
+        <w:t xml:space="preserve"> we can do the reusability of the thread. </w:t>
       </w:r>
     </w:p>
     <w:p>
@@ -2311,7 +3116,43 @@
           <w:szCs w:val="32"/>
           <w:lang w:val="en-US"/>
         </w:rPr>
-        <w:t xml:space="preserve"> method and run method no return type.  </w:t>
+        <w:t xml:space="preserve"> method and </w:t>
+      </w:r>
+      <w:proofErr w:type="gramStart"/>
+      <w:r>
+        <w:rPr>
+          <w:sz w:val="32"/>
+          <w:szCs w:val="32"/>
+          <w:lang w:val="en-US"/>
+        </w:rPr>
+        <w:t>run</w:t>
+      </w:r>
+      <w:proofErr w:type="gramEnd"/>
+      <w:r>
+        <w:rPr>
+          <w:sz w:val="32"/>
+          <w:szCs w:val="32"/>
+          <w:lang w:val="en-US"/>
+        </w:rPr>
+        <w:t xml:space="preserve"> </w:t>
+      </w:r>
+      <w:proofErr w:type="gramStart"/>
+      <w:r>
+        <w:rPr>
+          <w:sz w:val="32"/>
+          <w:szCs w:val="32"/>
+          <w:lang w:val="en-US"/>
+        </w:rPr>
+        <w:t>method</w:t>
+      </w:r>
+      <w:proofErr w:type="gramEnd"/>
+      <w:r>
+        <w:rPr>
+          <w:sz w:val="32"/>
+          <w:szCs w:val="32"/>
+          <w:lang w:val="en-US"/>
+        </w:rPr>
+        <w:t xml:space="preserve"> no return type.  </w:t>
       </w:r>
     </w:p>
     <w:p>
@@ -2380,7 +3221,25 @@
           <w:szCs w:val="32"/>
           <w:lang w:val="en-US"/>
         </w:rPr>
-        <w:t xml:space="preserve"> method and return type is generic with it throws exception. </w:t>
+        <w:t xml:space="preserve"> method and </w:t>
+      </w:r>
+      <w:proofErr w:type="gramStart"/>
+      <w:r>
+        <w:rPr>
+          <w:sz w:val="32"/>
+          <w:szCs w:val="32"/>
+          <w:lang w:val="en-US"/>
+        </w:rPr>
+        <w:t>return</w:t>
+      </w:r>
+      <w:proofErr w:type="gramEnd"/>
+      <w:r>
+        <w:rPr>
+          <w:sz w:val="32"/>
+          <w:szCs w:val="32"/>
+          <w:lang w:val="en-US"/>
+        </w:rPr>
+        <w:t xml:space="preserve"> type is generic with it throws exception. </w:t>
       </w:r>
     </w:p>
     <w:p>
@@ -2428,7 +3287,25 @@
           <w:szCs w:val="32"/>
           <w:lang w:val="en-US"/>
         </w:rPr>
-        <w:t xml:space="preserve">Executor interface: it is an interface which execute the task without managing thread life cycle. </w:t>
+        <w:t xml:space="preserve">Executor interface: it is an interface which </w:t>
+      </w:r>
+      <w:proofErr w:type="gramStart"/>
+      <w:r>
+        <w:rPr>
+          <w:sz w:val="32"/>
+          <w:szCs w:val="32"/>
+          <w:lang w:val="en-US"/>
+        </w:rPr>
+        <w:t>execute</w:t>
+      </w:r>
+      <w:proofErr w:type="gramEnd"/>
+      <w:r>
+        <w:rPr>
+          <w:sz w:val="32"/>
+          <w:szCs w:val="32"/>
+          <w:lang w:val="en-US"/>
+        </w:rPr>
+        <w:t xml:space="preserve"> the task without managing thread life cycle. </w:t>
       </w:r>
     </w:p>
     <w:p>
@@ -2445,6 +3322,7 @@
         </w:rPr>
       </w:pPr>
       <w:proofErr w:type="spellStart"/>
+      <w:proofErr w:type="gramStart"/>
       <w:r>
         <w:rPr>
           <w:sz w:val="32"/>
@@ -2460,7 +3338,34 @@
           <w:szCs w:val="32"/>
           <w:lang w:val="en-US"/>
         </w:rPr>
-        <w:t xml:space="preserve"> : it is an interface which help to submit the task. Task can be type of runnable or callable. </w:t>
+        <w:t xml:space="preserve"> :</w:t>
+      </w:r>
+      <w:proofErr w:type="gramEnd"/>
+      <w:r>
+        <w:rPr>
+          <w:sz w:val="32"/>
+          <w:szCs w:val="32"/>
+          <w:lang w:val="en-US"/>
+        </w:rPr>
+        <w:t xml:space="preserve"> it is an interface which </w:t>
+      </w:r>
+      <w:proofErr w:type="gramStart"/>
+      <w:r>
+        <w:rPr>
+          <w:sz w:val="32"/>
+          <w:szCs w:val="32"/>
+          <w:lang w:val="en-US"/>
+        </w:rPr>
+        <w:t>help</w:t>
+      </w:r>
+      <w:proofErr w:type="gramEnd"/>
+      <w:r>
+        <w:rPr>
+          <w:sz w:val="32"/>
+          <w:szCs w:val="32"/>
+          <w:lang w:val="en-US"/>
+        </w:rPr>
+        <w:t xml:space="preserve"> to submit the task. Task can be type of runnable or callable. </w:t>
       </w:r>
     </w:p>
     <w:p>
@@ -2476,13 +3381,23 @@
           <w:lang w:val="en-US"/>
         </w:rPr>
       </w:pPr>
-      <w:r>
-        <w:rPr>
-          <w:sz w:val="32"/>
-          <w:szCs w:val="32"/>
-          <w:lang w:val="en-US"/>
-        </w:rPr>
-        <w:t xml:space="preserve">Executors : it is a type of utilities class which provides set of static method help to create threads. </w:t>
+      <w:proofErr w:type="gramStart"/>
+      <w:r>
+        <w:rPr>
+          <w:sz w:val="32"/>
+          <w:szCs w:val="32"/>
+          <w:lang w:val="en-US"/>
+        </w:rPr>
+        <w:t>Executors :</w:t>
+      </w:r>
+      <w:proofErr w:type="gramEnd"/>
+      <w:r>
+        <w:rPr>
+          <w:sz w:val="32"/>
+          <w:szCs w:val="32"/>
+          <w:lang w:val="en-US"/>
+        </w:rPr>
+        <w:t xml:space="preserve"> it is a type of utilities class which provides set of static method help to create threads. </w:t>
       </w:r>
     </w:p>
     <w:p>
@@ -2606,8 +3521,17 @@
           <w:sz w:val="32"/>
           <w:szCs w:val="32"/>
         </w:rPr>
-        <w:t>();</w:t>
-      </w:r>
+        <w:t>(</w:t>
+      </w:r>
+      <w:proofErr w:type="gramStart"/>
+      <w:r>
+        <w:rPr>
+          <w:sz w:val="32"/>
+          <w:szCs w:val="32"/>
+        </w:rPr>
+        <w:t>);</w:t>
+      </w:r>
+      <w:proofErr w:type="gramEnd"/>
     </w:p>
     <w:p>
       <w:pPr>
@@ -2622,7 +3546,23 @@
           <w:sz w:val="32"/>
           <w:szCs w:val="32"/>
         </w:rPr>
-        <w:t xml:space="preserve">It create only one thread. The task execute sequentially (FIFO). </w:t>
+        <w:t xml:space="preserve">It </w:t>
+      </w:r>
+      <w:proofErr w:type="gramStart"/>
+      <w:r>
+        <w:rPr>
+          <w:sz w:val="32"/>
+          <w:szCs w:val="32"/>
+        </w:rPr>
+        <w:t>create</w:t>
+      </w:r>
+      <w:proofErr w:type="gramEnd"/>
+      <w:r>
+        <w:rPr>
+          <w:sz w:val="32"/>
+          <w:szCs w:val="32"/>
+        </w:rPr>
+        <w:t xml:space="preserve"> only one thread. The task execute sequentially (FIFO). </w:t>
       </w:r>
     </w:p>
     <w:p>
@@ -2698,6 +3638,7 @@
         <w:t>poolSize</w:t>
       </w:r>
       <w:proofErr w:type="spellEnd"/>
+      <w:proofErr w:type="gramStart"/>
       <w:r>
         <w:rPr>
           <w:i/>
@@ -2707,6 +3648,7 @@
         </w:rPr>
         <w:t>);</w:t>
       </w:r>
+      <w:proofErr w:type="gramEnd"/>
     </w:p>
     <w:p>
       <w:pPr>
@@ -3936,6 +4878,7 @@
   <w:style w:type="character" w:default="1" w:styleId="DefaultParagraphFont">
     <w:name w:val="Default Paragraph Font"/>
     <w:uiPriority w:val="1"/>
+    <w:semiHidden/>
     <w:unhideWhenUsed/>
   </w:style>
   <w:style w:type="table" w:default="1" w:styleId="TableNormal">
